--- a/ru/wisdom-stories/beloved-is-one-who-gives-love-to-people.docx
+++ b/ru/wisdom-stories/beloved-is-one-who-gives-love-to-people.docx
@@ -4,148 +4,83 @@
   <w:body>
     <w:p>
       <w:pPr>
-        <w:spacing w:before="0" w:after="60"/>
-        <w:jc w:val="left"/>
+        <w:pStyle w:val="Title"/>
       </w:pPr>
       <w:r>
-        <w:rPr>
-          <w:rFonts w:ascii="Arial" w:hAnsi="Arial" w:eastAsia="Arial"/>
-          <w:i w:val="0"/>
-          <w:color w:val="000000"/>
-          <w:sz w:val="46"/>
-        </w:rPr>
-        <w:t>Любимый человек — это тот, кто дарит свою любовь другим.</w:t>
+        <w:t>Любят того, кто дарит любовь</w:t>
+      </w:r>
+    </w:p>
+    <w:p>
+      <w:pPr/>
+      <w:r>
+        <w:t>Много лет назад в Китае девушка по имени Ли-Ли вышла замуж и поселилась в доме мужа вместе со свекровью. Поладить они никак не могли: характеры у них были совершенно разные, и ссоры вспыхивали одна за другой. Такое поведение противоречило принятым обычаям и вызывало осуждение окружающих.</w:t>
+      </w:r>
+    </w:p>
+    <w:p>
+      <w:pPr/>
+      <w:r>
+        <w:t>За несколько месяцев жизнь и самой Ли-Ли, и её мужа превратилась в мучение. Девушка решила обратиться к старому другу отца, торговцу пряностями, и рассказала ему о своих бедах. Тот приготовил травяное средство и велел понемногу добавлять его в еду свекрови в течение трёх месяцев. Он объяснил, что яд будет действовать постепенно, поэтому никто не заподозрит невестку.</w:t>
+      </w:r>
+    </w:p>
+    <w:p>
+      <w:pPr/>
+      <w:r>
+        <w:t>Чтобы не вызывать подозрений, старик посоветовал Ли-Ли быть со свекровью ласковой и готовить её любимые блюда. Девушка вернулась домой довольная и принялась выполнять его наставления.</w:t>
+      </w:r>
+    </w:p>
+    <w:p>
+      <w:pPr/>
+      <w:r>
+        <w:t>Каждый день Ли-Ли готовила вкусную еду, добавляла в неё «яд» и старалась во всём угодить свекрови. Постепенно та тоже изменилась и стала относиться к невестке как к родной дочери. Ли-Ли почувствовала, как тяжело у неё на душе. Раскаявшись, она побежала к торговцу и стала умолять его дать противоядие: теперь она ни за что не хотела потерять свекровь.</w:t>
       </w:r>
     </w:p>
     <w:p>
       <w:pPr>
-        <w:jc w:val="left"/>
+        <w:spacing w:after="80"/>
       </w:pPr>
       <w:r>
-        <w:rPr>
-          <w:rFonts w:ascii="Arial" w:hAnsi="Arial" w:eastAsia="Arial"/>
-          <w:i w:val="0"/>
-          <w:color w:val="000000"/>
-          <w:sz w:val="22"/>
-        </w:rPr>
-        <w:t>Много лет назад в Китае девушка по имени Ли-Ли вышла замуж и стала жить в одном доме со своим мужем и свекровью. Однако вскоре она поняла, что ей очень трудно сводить концы с концами со свекровью. У них совершенно разные характеры, что приводит к частым ссорам. Согласно китайским традициям, это неприятная ситуация, вызывающая недовольство окружающих.</w:t>
+        <w:t>Старик улыбнулся:</w:t>
       </w:r>
     </w:p>
     <w:p>
       <w:pPr>
-        <w:jc w:val="left"/>
+        <w:keepNext/>
       </w:pPr>
       <w:r>
-        <w:rPr>
-          <w:rFonts w:ascii="Arial" w:hAnsi="Arial" w:eastAsia="Arial"/>
-          <w:i w:val="0"/>
-          <w:color w:val="000000"/>
-          <w:sz w:val="22"/>
-        </w:rPr>
-        <w:t>Через несколько месяцев бесконечные ссоры между невесткой и свекровью превращаются в адскую пытку как для молодой женщины, так и для ее мужа. Полагая, что нужно что-то предпринять, молодая женщина обращается к старому другу своего отца, торговцу пряностями, и рассказывает ему о своих проблемах. Старик готовит лекарство из трав и велит ей добавлять немного этого лекарства в еду, которую она готовит для свекрови каждый день в течение трех месяцев. Яд будут давать постепенно, чтобы никто не узнал, что невестка убила свекровь.</w:t>
+        <w:t>— Дорогая Ли-Ли, я дал тебе всего лишь витамины. Настоящий яд был в твоих мыслях. Когда ты стала относиться к свекрови по-доброму, ненависть уступила место любви. Теперь вы и в самом деле стали как мать и дочь.</w:t>
       </w:r>
     </w:p>
     <w:p>
       <w:pPr>
-        <w:jc w:val="left"/>
+        <w:keepNext/>
+        <w:keepLines/>
+        <w:spacing w:before="160"/>
       </w:pPr>
       <w:r>
         <w:rPr>
-          <w:rFonts w:ascii="Arial" w:hAnsi="Arial" w:eastAsia="Arial"/>
-          <w:i w:val="0"/>
-          <w:color w:val="000000"/>
-          <w:sz w:val="22"/>
+          <w:b/>
         </w:rPr>
-        <w:t>Старик велит молодой женщине хорошо относиться к свекрови и готовить для неё самые вкусные блюда, чтобы никто, особенно её муж, ничего не заподозрил. Вернувшись домой с радостью, Ли-Ли в точности выполнила указания старика.</w:t>
+        <w:t>Мораль:</w:t>
+      </w:r>
+      <w:r>
+        <w:t xml:space="preserve"> Нередко мы сами отравляем свою жизнь злыми мыслями. Доброе отношение способно растопить ненависть, а любовь — превратить врага в близкого человека.</w:t>
       </w:r>
     </w:p>
     <w:p>
       <w:pPr>
-        <w:jc w:val="left"/>
+        <w:spacing w:after="80"/>
       </w:pPr>
       <w:r>
         <w:rPr>
-          <w:rFonts w:ascii="Arial" w:hAnsi="Arial" w:eastAsia="Arial"/>
-          <w:i w:val="0"/>
-          <w:color w:val="000000"/>
-          <w:sz w:val="22"/>
-        </w:rPr>
-        <w:t>Каждый день она готовила самые вкусные блюда и капала «яд» в миску свекрови. Она очень хорошо к ней относилась, чтобы никто ничего не заподозрил. Через некоторое время свекровь сильно изменилась и стала относиться к ней как к собственной дочери. Чувствуя тяжёлое бремя, молодая женщина, с сожалением, отправилась в лавку специй и умоляла старика дать ей лекарство, которое очистит кровь от яда, которым она отравила свекровь. Она больше не хотела, чтобы старуха умерла.</w:t>
-      </w:r>
-    </w:p>
-    <w:p>
-      <w:pPr>
-        <w:jc w:val="left"/>
-      </w:pPr>
-      <w:r>
-        <w:rPr>
-          <w:rFonts w:ascii="Arial" w:hAnsi="Arial" w:eastAsia="Arial"/>
-          <w:i w:val="0"/>
-          <w:color w:val="000000"/>
-          <w:sz w:val="22"/>
-        </w:rPr>
-        <w:t>Старик посмотрел на стоявшую перед ним Ли-Ли, рассмеялся и сказал: «Дорогая Ли-Ли, я дал тебе только витамины. Настоящий яд был в твоем собственном мозгу. Когда ты хорошо к ней относилась, этот яд растаял и уступил место любви; так ты стала настоящей матерью и ребенком».</w:t>
-      </w:r>
-    </w:p>
-    <w:p>
-      <w:pPr>
-        <w:pStyle w:val="Moral"/>
-        <w:keepNext/>
-        <w:keepLines/>
-        <w:widowControl/>
-        <w:spacing w:before="240" w:after="180" w:line="283" w:lineRule="auto"/>
-        <w:ind w:left="240" w:right="240"/>
-        <w:jc w:val="left"/>
-        <w:pBdr>
-          <w:top w:val="single" w:sz="8" w:space="7" w:color="E8D59A"/>
-          <w:left w:val="single" w:sz="32" w:space="11" w:color="C6A23A"/>
-          <w:bottom w:val="single" w:sz="8" w:space="7" w:color="E8D59A"/>
-          <w:right w:val="single" w:sz="8" w:space="11" w:color="E8D59A"/>
-        </w:pBdr>
-        <w:shd w:val="clear" w:color="auto" w:fill="FFF8E1"/>
-      </w:pPr>
-      <w:r>
-        <w:rPr>
-          <w:rFonts w:ascii="Arial" w:hAnsi="Arial" w:eastAsia="Arial" w:cs="Arial"/>
-          <w:b/>
-          <w:i w:val="0"/>
-          <w:color w:val="9A7417"/>
-          <w:sz w:val="22"/>
-        </w:rPr>
-        <w:t xml:space="preserve">Мораль: </w:t>
-      </w:r>
-      <w:r>
-        <w:rPr>
-          <w:rFonts w:ascii="Arial" w:hAnsi="Arial" w:eastAsia="Arial" w:cs="Arial"/>
-          <w:b w:val="0"/>
-          <w:i w:val="0"/>
-          <w:color w:val="3F3826"/>
-          <w:sz w:val="22"/>
-        </w:rPr>
-        <w:t>Настоящий яд часто находится в нашем собственном мозгу. Когда ты относишься к другим с любовью, ненависть тает, а враги превращаются в друзей.</w:t>
-      </w:r>
-    </w:p>
-    <w:p>
-      <w:pPr>
-        <w:keepLines/>
-        <w:widowControl/>
-        <w:spacing w:before="60" w:after="0" w:line="240" w:lineRule="auto"/>
-        <w:jc w:val="right"/>
-      </w:pPr>
-      <w:r>
-        <w:rPr>
-          <w:rFonts w:ascii="Arial" w:hAnsi="Arial" w:eastAsia="Arial" w:cs="Arial"/>
-          <w:b w:val="0"/>
           <w:i/>
-          <w:color w:val="8A7950"/>
-          <w:sz w:val="17"/>
+          <w:sz w:val="18"/>
         </w:rPr>
         <w:t>«История взята из открытых источников Интернета.»</w:t>
       </w:r>
     </w:p>
     <w:sectPr>
-      <w:pgSz w:w="12240" w:h="15840"/>
-      <w:pgMar w:top="1440" w:right="1440" w:bottom="1440" w:left="1440" w:header="708" w:footer="708" w:gutter="0"/>
+      <w:pgSz w:w="11909" w:h="16834"/>
+      <w:pgMar w:top="1152" w:right="1224" w:bottom="1152" w:left="1224" w:header="720" w:footer="720" w:gutter="0"/>
       <w:cols w:space="720"/>
       <w:docGrid w:linePitch="360"/>
     </w:sectPr>
@@ -517,12 +452,14 @@
     <w:qFormat/>
     <w:rsid w:val="00FC693F"/>
     <w:pPr>
-      <w:spacing w:before="0" w:after="160" w:line="276" w:lineRule="auto"/>
+      <w:widowControl/>
+      <w:spacing w:after="120" w:line="269" w:lineRule="auto"/>
     </w:pPr>
     <w:rPr>
-      <w:rFonts w:ascii="Arial" w:hAnsi="Arial" w:eastAsia="Arial"/>
+      <w:rFonts w:ascii="Arial" w:hAnsi="Arial"/>
       <w:color w:val="000000"/>
       <w:sz w:val="22"/>
+      <w:lang w:val="ru-RU"/>
     </w:rPr>
   </w:style>
   <w:style w:type="paragraph" w:styleId="Header">
@@ -866,18 +803,20 @@
     <w:qFormat/>
     <w:rsid w:val="00FC693F"/>
     <w:pPr>
+      <w:keepNext/>
       <w:pBdr>
         <w:bottom w:val="single" w:sz="8" w:space="4" w:color="4F81BD" w:themeColor="accent1"/>
       </w:pBdr>
-      <w:spacing w:after="300" w:line="240" w:lineRule="auto"/>
+      <w:spacing w:after="280" w:line="240" w:lineRule="auto"/>
       <w:contextualSpacing/>
     </w:pPr>
     <w:rPr>
-      <w:rFonts w:asciiTheme="majorHAnsi" w:eastAsiaTheme="majorEastAsia" w:hAnsiTheme="majorHAnsi" w:cstheme="majorBidi"/>
-      <w:color w:val="17365D" w:themeColor="text2" w:themeShade="BF"/>
+      <w:rFonts w:asciiTheme="majorHAnsi" w:eastAsiaTheme="majorEastAsia" w:hAnsiTheme="majorHAnsi" w:cstheme="majorBidi" w:ascii="Arial" w:hAnsi="Arial"/>
+      <w:b/>
+      <w:color w:val="000000"/>
       <w:spacing w:val="5"/>
       <w:kern w:val="28"/>
-      <w:sz w:val="52"/>
+      <w:sz w:val="34"/>
       <w:szCs w:val="52"/>
     </w:rPr>
   </w:style>
@@ -12206,18 +12145,6 @@
         <w:shd w:val="clear" w:color="auto" w:fill="FBCAA2" w:themeFill="accent6" w:themeFillTint="7F"/>
       </w:tcPr>
     </w:tblStylePr>
-  </w:style>
-  <w:style w:type="paragraph" w:customStyle="1" w:styleId="Moral">
-    <w:name w:val="Moral"/>
-    <w:basedOn w:val="Normal"/>
-    <w:pPr>
-      <w:spacing w:before="160" w:after="0" w:line="276" w:lineRule="auto"/>
-    </w:pPr>
-    <w:rPr>
-      <w:rFonts w:ascii="Arial" w:hAnsi="Arial" w:eastAsia="Arial"/>
-      <w:i/>
-      <w:sz w:val="22"/>
-    </w:rPr>
   </w:style>
 </w:styles>
 </file>

--- a/ru/wisdom-stories/beloved-is-one-who-gives-love-to-people.docx
+++ b/ru/wisdom-stories/beloved-is-one-who-gives-love-to-people.docx
@@ -19,19 +19,19 @@
     <w:p>
       <w:pPr/>
       <w:r>
-        <w:t>За несколько месяцев жизнь и самой Ли-Ли, и её мужа превратилась в мучение. Девушка решила обратиться к старому другу отца, торговцу пряностями, и рассказала ему о своих бедах. Тот приготовил травяное средство и велел понемногу добавлять его в еду свекрови в течение трёх месяцев. Он объяснил, что яд будет действовать постепенно, поэтому никто не заподозрит невестку.</w:t>
+        <w:t>За несколько месяцев жизнь и самой Ли-Ли, и её мужа превратилась в мучение. Девушка решила обратиться к старому другу отца, торговцу пряностями, и рассказала ему о своих бедах. Тот приготовил травяное средство и велел понемногу добавлять его в еду свекрови в течение трёх месяцев. Он объяснил, что яд будет действовать постепенно, поэтому никто не заподозрит невестку в смерти свекрови.</w:t>
       </w:r>
     </w:p>
     <w:p>
       <w:pPr/>
       <w:r>
-        <w:t>Чтобы не вызывать подозрений, старик посоветовал Ли-Ли быть со свекровью ласковой и готовить её любимые блюда. Девушка вернулась домой довольная и принялась выполнять его наставления.</w:t>
+        <w:t>Чтобы никто, особенно муж, ничего не заподозрил, старик посоветовал Ли-Ли быть со свекровью ласковой и готовить для неё самые вкусные блюда. Девушка вернулась домой довольная и принялась выполнять его наставления.</w:t>
       </w:r>
     </w:p>
     <w:p>
       <w:pPr/>
       <w:r>
-        <w:t>Каждый день Ли-Ли готовила вкусную еду, добавляла в неё «яд» и старалась во всём угодить свекрови. Постепенно та тоже изменилась и стала относиться к невестке как к родной дочери. Ли-Ли почувствовала, как тяжело у неё на душе. Раскаявшись, она побежала к торговцу и стала умолять его дать противоядие: теперь она ни за что не хотела потерять свекровь.</w:t>
+        <w:t>Каждый день Ли-Ли готовила вкусную еду, добавляла в неё «яд» и старалась во всём угодить свекрови. Постепенно та тоже изменилась и стала относиться к невестке как к родной дочери. Ли-Ли почувствовала, как тяжело у неё на душе. Раскаявшись, она побежала к торговцу и стала умолять его дать противоядие: теперь она уже не хотела, чтобы свекровь умерла.</w:t>
       </w:r>
     </w:p>
     <w:p>
@@ -39,7 +39,7 @@
         <w:spacing w:after="80"/>
       </w:pPr>
       <w:r>
-        <w:t>Старик улыбнулся:</w:t>
+        <w:t>Старик посмотрел на Ли-Ли и рассмеялся:</w:t>
       </w:r>
     </w:p>
     <w:p>
@@ -47,7 +47,7 @@
         <w:keepNext/>
       </w:pPr>
       <w:r>
-        <w:t>— Дорогая Ли-Ли, я дал тебе всего лишь витамины. Настоящий яд был в твоих мыслях. Когда ты стала относиться к свекрови по-доброму, ненависть уступила место любви. Теперь вы и в самом деле стали как мать и дочь.</w:t>
+        <w:t>— Дорогая Ли-Ли, я дал тебе всего лишь витамины. Настоящий яд был в твоих мыслях. Когда ты стала относиться к свекрови по-доброму, тот яд исчез и уступил место любви. Теперь вы и в самом деле стали как мать и дочь.</w:t>
       </w:r>
     </w:p>
     <w:p>
@@ -60,11 +60,9 @@
         <w:rPr>
           <w:b/>
         </w:rPr>
-        <w:t>Мораль:</w:t>
+        <w:t>Мораль: Настоящий яд часто бывает в наших собственных мыслях. Доброе отношение способно растопить ненависть, а любовь — превратить врага в близкого человека.</w:t>
       </w:r>
-      <w:r>
-        <w:t xml:space="preserve"> Нередко мы сами отравляем свою жизнь злыми мыслями. Доброе отношение способно растопить ненависть, а любовь — превратить врага в близкого человека.</w:t>
-      </w:r>
+      <w:r/>
     </w:p>
     <w:p>
       <w:pPr>
@@ -75,7 +73,7 @@
           <w:i/>
           <w:sz w:val="18"/>
         </w:rPr>
-        <w:t>«История взята из открытых источников Интернета.»</w:t>
+        <w:t>Рассказы взяты из открытых интернет-источников, а иллюстрации созданы с помощью ИИ.</w:t>
       </w:r>
     </w:p>
     <w:sectPr>
